--- a/paper/manuscript.docx
+++ b/paper/manuscript.docx
@@ -2708,104 +2708,253 @@
         <w:pStyle w:val="FirstParagraph"/>
       </w:pPr>
       <w:r>
-        <w:rPr>
-          <w:b/>
-          <w:bCs/>
-        </w:rPr>
-        <w:t xml:space="preserve">GTDB-ANIm benchmark.</w:t>
-      </w:r>
-      <w:r>
-        <w:t xml:space="preserve"> </w:t>
-      </w:r>
-      <w:r>
-        <w:t xml:space="preserve">2,074 genome pairs from GTDB release R207 representatives [11,12], stratified across ANI bands and phyla; truth is ANIm computed as dnadiff (MUMmer 3.23) 1-to-1. The 95–99.5% expansion pairs (n = 467) were selected by screening all 2.26 M same-genus pairs with skani and running dnadiff on 650 candidates.</w:t>
-      </w:r>
-      <w:r>
-        <w:t xml:space="preserve"> </w:t>
-      </w:r>
-      <w:r>
-        <w:rPr>
-          <w:b/>
-          <w:bCs/>
-        </w:rPr>
-        <w:t xml:space="preserve">Mid-ANI set.</w:t>
-      </w:r>
-      <w:r>
-        <w:t xml:space="preserve"> </w:t>
-      </w:r>
-      <w:r>
-        <w:t xml:space="preserve">15 pairs (</w:t>
+        <w:t xml:space="preserve">All datasets used in this study, their composition, ground truth, and the analyses they support are summarized in Table 3; the generation framework for the simulated families is Methods 4.9.</w:t>
+      </w:r>
+    </w:p>
+    <w:p>
+      <w:pPr>
+        <w:pStyle w:val="BodyText"/>
+      </w:pPr>
+      <w:r>
+        <w:rPr>
+          <w:b/>
+          <w:bCs/>
+        </w:rPr>
+        <w:t xml:space="preserve">Simulated datasets (exact truth by construction).</w:t>
+      </w:r>
+      <w:r>
+        <w:t xml:space="preserve"> </w:t>
+      </w:r>
+      <w:r>
+        <w:t xml:space="preserve">Seven families, all evolved from</w:t>
+      </w:r>
+      <w:r>
+        <w:t xml:space="preserve"> </w:t>
       </w:r>
       <w:r>
         <w:rPr>
           <w:i/>
           <w:iCs/>
         </w:rPr>
-        <w:t xml:space="preserve">B. longum × B. breve</w:t>
-      </w:r>
-      <w:r>
-        <w:t xml:space="preserve">,</w:t>
-      </w:r>
-      <w:r>
-        <w:t xml:space="preserve"> </w:t>
+        <w:t xml:space="preserve">E. coli</w:t>
+      </w:r>
+      <w:r>
+        <w:t xml:space="preserve"> </w:t>
+      </w:r>
+      <w:r>
+        <w:t xml:space="preserve">K-12 MG1655 except the GC ladders: (i) the</w:t>
+      </w:r>
+      <w:r>
+        <w:t xml:space="preserve"> </w:t>
+      </w:r>
+      <w:r>
+        <w:rPr>
+          <w:b/>
+          <w:bCs/>
+        </w:rPr>
+        <w:t xml:space="preserve">ANI ladder</w:t>
+      </w:r>
+      <w:r>
+        <w:t xml:space="preserve"> </w:t>
+      </w:r>
+      <w:r>
+        <w:t xml:space="preserve">— 12 levels, 85–99.9%, each genome carrying a 400 kb inversion, generated with and without ~46 deletions of 200–2,000 bp; (ii) the</w:t>
+      </w:r>
+      <w:r>
+        <w:t xml:space="preserve"> </w:t>
+      </w:r>
+      <w:r>
+        <w:rPr>
+          <w:b/>
+          <w:bCs/>
+        </w:rPr>
+        <w:t xml:space="preserve">indel sweep</w:t>
+      </w:r>
+      <w:r>
+        <w:t xml:space="preserve"> </w:t>
+      </w:r>
+      <w:r>
+        <w:t xml:space="preserve">— ANI 95.000, 0–4 deletions per 100 kb; (iii) the</w:t>
+      </w:r>
+      <w:r>
+        <w:t xml:space="preserve"> </w:t>
+      </w:r>
+      <w:r>
+        <w:rPr>
+          <w:b/>
+          <w:bCs/>
+        </w:rPr>
+        <w:t xml:space="preserve">fragmentation ladder</w:t>
+      </w:r>
+      <w:r>
+        <w:t xml:space="preserve"> </w:t>
+      </w:r>
+      <w:r>
+        <w:t xml:space="preserve">— 20–201 contigs, ~50% reverse-complemented, order shuffled, no sequence lost; (iv) the</w:t>
+      </w:r>
+      <w:r>
+        <w:t xml:space="preserve"> </w:t>
+      </w:r>
+      <w:r>
+        <w:rPr>
+          <w:b/>
+          <w:bCs/>
+        </w:rPr>
+        <w:t xml:space="preserve">accessory-fraction sweep</w:t>
+      </w:r>
+      <w:r>
+        <w:t xml:space="preserve"> </w:t>
+      </w:r>
+      <w:r>
+        <w:t xml:space="preserve">— core ANI 95.000 with 0–50% of the genome replaced by composition-preserving shuffled blocks, plus a block-count control at fixed total fraction; (v) the</w:t>
+      </w:r>
+      <w:r>
+        <w:t xml:space="preserve"> </w:t>
+      </w:r>
+      <w:r>
+        <w:rPr>
+          <w:b/>
+          <w:bCs/>
+        </w:rPr>
+        <w:t xml:space="preserve">mosaic/rate-heterogeneity family</w:t>
+      </w:r>
+      <w:r>
+        <w:t xml:space="preserve"> </w:t>
+      </w:r>
+      <w:r>
+        <w:t xml:space="preserve">— per-block rates ~ Gamma(α, α), α = 0.5/1/2, mean ANI 90–98, plus deliberately misspecified bimodal cases (19 used in the identifiability analysis of Methods 4.7); (vi) the</w:t>
+      </w:r>
+      <w:r>
+        <w:t xml:space="preserve"> </w:t>
+      </w:r>
+      <w:r>
+        <w:rPr>
+          <w:b/>
+          <w:bCs/>
+        </w:rPr>
+        <w:t xml:space="preserve">GC ladders</w:t>
+      </w:r>
+      <w:r>
+        <w:t xml:space="preserve"> </w:t>
+      </w:r>
+      <w:r>
+        <w:t xml:space="preserve">— substitution ladders on five real template genomes spanning GC 27.2–72.1%; and (vii) the</w:t>
+      </w:r>
+      <w:r>
+        <w:t xml:space="preserve"> </w:t>
+      </w:r>
+      <w:r>
+        <w:rPr>
+          <w:b/>
+          <w:bCs/>
+        </w:rPr>
+        <w:t xml:space="preserve">inversion ladder</w:t>
+      </w:r>
+      <w:r>
+        <w:t xml:space="preserve"> </w:t>
+      </w:r>
+      <w:r>
+        <w:t xml:space="preserve">for synteny validation — ANI 95.00/98.00 with 0–32 non-overlapping inversions of 100–400 kb (2 exact breakpoints each;</w:t>
+      </w:r>
+      <w:r>
+        <w:t xml:space="preserve"> </w:t>
+      </w:r>
+      <w:r>
+        <w:rPr>
+          <w:rStyle w:val="VerbatimChar"/>
+        </w:rPr>
+        <w:t xml:space="preserve">scripts/synteny_bench/</w:t>
+      </w:r>
+      <w:r>
+        <w:t xml:space="preserve">).</w:t>
+      </w:r>
+    </w:p>
+    <w:p>
+      <w:pPr>
+        <w:pStyle w:val="BodyText"/>
+      </w:pPr>
+      <w:r>
+        <w:rPr>
+          <w:b/>
+          <w:bCs/>
+        </w:rPr>
+        <w:t xml:space="preserve">Real-genome datasets. (1) GTDB-ANIm benchmark.</w:t>
+      </w:r>
+      <w:r>
+        <w:t xml:space="preserve"> </w:t>
+      </w:r>
+      <w:r>
+        <w:t xml:space="preserve">2,074 genome pairs from GTDB release R207 representatives [11,12], stratified across ANI bands and phyla (band sizes 475/837/690/72 for 80–85/85–90/90–95/95–99); truth is ANIm computed as dnadiff (MUMmer 3.23) 1-to-1.</w:t>
+      </w:r>
+      <w:r>
+        <w:t xml:space="preserve"> </w:t>
+      </w:r>
+      <w:r>
+        <w:rPr>
+          <w:b/>
+          <w:bCs/>
+        </w:rPr>
+        <w:t xml:space="preserve">(2) 95–99.5% ANIm expansion.</w:t>
+      </w:r>
+      <w:r>
+        <w:t xml:space="preserve"> </w:t>
+      </w:r>
+      <w:r>
+        <w:t xml:space="preserve">These 467 pairs (607 species, 26 phyla, no overlap with the benchmark set) were selected by screening all 2.26 M same-genus pairs with skani and running dnadiff on 650 candidates; together with the benchmark set they form the 2,520-pair calibration training matrix.</w:t>
+      </w:r>
+      <w:r>
+        <w:t xml:space="preserve"> </w:t>
+      </w:r>
+      <w:r>
+        <w:rPr>
+          <w:b/>
+          <w:bCs/>
+        </w:rPr>
+        <w:t xml:space="preserve">(3) GTDB scale set.</w:t>
+      </w:r>
+      <w:r>
+        <w:t xml:space="preserve"> </w:t>
+      </w:r>
+      <w:r>
+        <w:t xml:space="preserve">45,000 pairs sampled from GTDB-R207 metadata with stratification by taxonomic level (intra-species / intra-genus / intra-family / random;</w:t>
+      </w:r>
+      <w:r>
+        <w:t xml:space="preserve"> </w:t>
+      </w:r>
+      <w:r>
+        <w:rPr>
+          <w:rStyle w:val="VerbatimChar"/>
+        </w:rPr>
+        <w:t xml:space="preserve">scripts/sample_gtdb_pairs.py</w:t>
+      </w:r>
+      <w:r>
+        <w:t xml:space="preserve">, seed-fixed); used for the large-scale FastANI comparison, of which FastANI reports 672 pairs.</w:t>
+      </w:r>
+      <w:r>
+        <w:t xml:space="preserve"> </w:t>
+      </w:r>
+      <w:r>
+        <w:rPr>
+          <w:b/>
+          <w:bCs/>
+        </w:rPr>
+        <w:t xml:space="preserve">(4) Mid-ANI set.</w:t>
+      </w:r>
+      <w:r>
+        <w:t xml:space="preserve"> </w:t>
+      </w:r>
+      <w:r>
+        <w:t xml:space="preserve">15 pairs (</w:t>
       </w:r>
       <w:r>
         <w:rPr>
           <w:i/>
           <w:iCs/>
         </w:rPr>
-        <w:t xml:space="preserve">V. parvula × V. dispar</w:t>
-      </w:r>
-      <w:r>
-        <w:t xml:space="preserve">), ANIm truth 87.6–90.2%; ANIm alignment coverage is only 46–72% of these genomes.</w:t>
-      </w:r>
-      <w:r>
-        <w:t xml:space="preserve"> </w:t>
-      </w:r>
-      <w:r>
-        <w:rPr>
-          <w:b/>
-          <w:bCs/>
-        </w:rPr>
-        <w:t xml:space="preserve">Oral/gut set.</w:t>
-      </w:r>
-      <w:r>
-        <w:t xml:space="preserve"> </w:t>
-      </w:r>
-      <w:r>
-        <w:t xml:space="preserve">1,225 pairs across 50 species; the 100 same-species pairs serve as the external near-clonal benchmark against FastANI.</w:t>
-      </w:r>
-      <w:r>
-        <w:t xml:space="preserve"> </w:t>
-      </w:r>
-      <w:r>
-        <w:rPr>
-          <w:b/>
-          <w:bCs/>
-        </w:rPr>
-        <w:t xml:space="preserve">Enterobacteriaceae completes.</w:t>
-      </w:r>
-      <w:r>
-        <w:t xml:space="preserve"> </w:t>
-      </w:r>
-      <w:r>
-        <w:t xml:space="preserve">13 chromosomes vs K-12 MG1655.</w:t>
-      </w:r>
-      <w:r>
-        <w:t xml:space="preserve"> </w:t>
-      </w:r>
-      <w:r>
-        <w:rPr>
-          <w:b/>
-          <w:bCs/>
-        </w:rPr>
-        <w:t xml:space="preserve">Real drafts.</w:t>
-      </w:r>
-      <w:r>
-        <w:t xml:space="preserve"> </w:t>
-      </w:r>
-      <w:r>
-        <w:t xml:space="preserve">8</w:t>
+        <w:t xml:space="preserve">B. longum × B. breve</w:t>
+      </w:r>
+      <w:r>
+        <w:t xml:space="preserve">,</w:t>
       </w:r>
       <w:r>
         <w:t xml:space="preserve"> </w:t>
@@ -2815,6 +2964,191 @@
           <w:i/>
           <w:iCs/>
         </w:rPr>
+        <w:t xml:space="preserve">V. parvula × V. dispar</w:t>
+      </w:r>
+      <w:r>
+        <w:t xml:space="preserve">), ANIm truth 87.6–90.2%; ANIm alignment coverage is only 46–72% of these genomes.</w:t>
+      </w:r>
+      <w:r>
+        <w:t xml:space="preserve"> </w:t>
+      </w:r>
+      <w:r>
+        <w:rPr>
+          <w:b/>
+          <w:bCs/>
+        </w:rPr>
+        <w:t xml:space="preserve">(5) Oral/gut set.</w:t>
+      </w:r>
+      <w:r>
+        <w:t xml:space="preserve"> </w:t>
+      </w:r>
+      <w:r>
+        <w:t xml:space="preserve">50 isolate genomes from 10 species — 5 oral (</w:t>
+      </w:r>
+      <w:r>
+        <w:rPr>
+          <w:i/>
+          <w:iCs/>
+        </w:rPr>
+        <w:t xml:space="preserve">A. actinomycetemcomitans</w:t>
+      </w:r>
+      <w:r>
+        <w:t xml:space="preserve">,</w:t>
+      </w:r>
+      <w:r>
+        <w:t xml:space="preserve"> </w:t>
+      </w:r>
+      <w:r>
+        <w:rPr>
+          <w:i/>
+          <w:iCs/>
+        </w:rPr>
+        <w:t xml:space="preserve">F. nucleatum</w:t>
+      </w:r>
+      <w:r>
+        <w:t xml:space="preserve">,</w:t>
+      </w:r>
+      <w:r>
+        <w:t xml:space="preserve"> </w:t>
+      </w:r>
+      <w:r>
+        <w:rPr>
+          <w:i/>
+          <w:iCs/>
+        </w:rPr>
+        <w:t xml:space="preserve">P. gingivalis</w:t>
+      </w:r>
+      <w:r>
+        <w:t xml:space="preserve">,</w:t>
+      </w:r>
+      <w:r>
+        <w:t xml:space="preserve"> </w:t>
+      </w:r>
+      <w:r>
+        <w:rPr>
+          <w:i/>
+          <w:iCs/>
+        </w:rPr>
+        <w:t xml:space="preserve">S. mutans</w:t>
+      </w:r>
+      <w:r>
+        <w:t xml:space="preserve">,</w:t>
+      </w:r>
+      <w:r>
+        <w:t xml:space="preserve"> </w:t>
+      </w:r>
+      <w:r>
+        <w:rPr>
+          <w:i/>
+          <w:iCs/>
+        </w:rPr>
+        <w:t xml:space="preserve">S. sanguinis</w:t>
+      </w:r>
+      <w:r>
+        <w:t xml:space="preserve">) and 5 gut (</w:t>
+      </w:r>
+      <w:r>
+        <w:rPr>
+          <w:i/>
+          <w:iCs/>
+        </w:rPr>
+        <w:t xml:space="preserve">A. muciniphila</w:t>
+      </w:r>
+      <w:r>
+        <w:t xml:space="preserve">,</w:t>
+      </w:r>
+      <w:r>
+        <w:t xml:space="preserve"> </w:t>
+      </w:r>
+      <w:r>
+        <w:rPr>
+          <w:i/>
+          <w:iCs/>
+        </w:rPr>
+        <w:t xml:space="preserve">B. fragilis</w:t>
+      </w:r>
+      <w:r>
+        <w:t xml:space="preserve">,</w:t>
+      </w:r>
+      <w:r>
+        <w:t xml:space="preserve"> </w:t>
+      </w:r>
+      <w:r>
+        <w:rPr>
+          <w:i/>
+          <w:iCs/>
+        </w:rPr>
+        <w:t xml:space="preserve">B. longum</w:t>
+      </w:r>
+      <w:r>
+        <w:t xml:space="preserve">,</w:t>
+      </w:r>
+      <w:r>
+        <w:t xml:space="preserve"> </w:t>
+      </w:r>
+      <w:r>
+        <w:rPr>
+          <w:i/>
+          <w:iCs/>
+        </w:rPr>
+        <w:t xml:space="preserve">F. prausnitzii</w:t>
+      </w:r>
+      <w:r>
+        <w:t xml:space="preserve">,</w:t>
+      </w:r>
+      <w:r>
+        <w:t xml:space="preserve"> </w:t>
+      </w:r>
+      <w:r>
+        <w:rPr>
+          <w:i/>
+          <w:iCs/>
+        </w:rPr>
+        <w:t xml:space="preserve">R. intestinalis</w:t>
+      </w:r>
+      <w:r>
+        <w:t xml:space="preserve">), 5 genomes per species — compared all-vs-all (1,225 pairs); the 100 same-species pairs serve as the external near-clonal benchmark against FastANI and skani, and 1,100 cross-species pairs probe the below-detection regime.</w:t>
+      </w:r>
+      <w:r>
+        <w:t xml:space="preserve"> </w:t>
+      </w:r>
+      <w:r>
+        <w:rPr>
+          <w:b/>
+          <w:bCs/>
+        </w:rPr>
+        <w:t xml:space="preserve">(6) Enterobacteriaceae completes.</w:t>
+      </w:r>
+      <w:r>
+        <w:t xml:space="preserve"> </w:t>
+      </w:r>
+      <w:r>
+        <w:t xml:space="preserve">13 chromosomes vs K-12 MG1655, spanning ANI ~81–99.99; three pairs (MG1655/W3110, MG1655/O157:H7 Sakai, Typhi CT18/Typhimurium LT2) double as the structural-variation validation set with dnadiff structural truth.</w:t>
+      </w:r>
+      <w:r>
+        <w:t xml:space="preserve"> </w:t>
+      </w:r>
+      <w:r>
+        <w:rPr>
+          <w:b/>
+          <w:bCs/>
+        </w:rPr>
+        <w:t xml:space="preserve">(7) Real drafts.</w:t>
+      </w:r>
+      <w:r>
+        <w:t xml:space="preserve"> </w:t>
+      </w:r>
+      <w:r>
+        <w:t xml:space="preserve">8</w:t>
+      </w:r>
+      <w:r>
+        <w:t xml:space="preserve"> </w:t>
+      </w:r>
+      <w:r>
+        <w:rPr>
+          <w:i/>
+          <w:iCs/>
+        </w:rPr>
         <w:t xml:space="preserve">E. coli</w:t>
       </w:r>
       <w:r>
@@ -2831,7 +3165,7 @@
           <w:b/>
           <w:bCs/>
         </w:rPr>
-        <w:t xml:space="preserve">CAMI2 MAG benchmark.</w:t>
+        <w:t xml:space="preserve">(8) CAMI2 MAG benchmark.</w:t>
       </w:r>
       <w:r>
         <w:t xml:space="preserve"> </w:t>
@@ -2853,6 +3187,22 @@
       </w:r>
       <w:r>
         <w:t xml:space="preserve">).</w:t>
+      </w:r>
+      <w:r>
+        <w:t xml:space="preserve"> </w:t>
+      </w:r>
+      <w:r>
+        <w:rPr>
+          <w:b/>
+          <w:bCs/>
+        </w:rPr>
+        <w:t xml:space="preserve">Databases.</w:t>
+      </w:r>
+      <w:r>
+        <w:t xml:space="preserve"> </w:t>
+      </w:r>
+      <w:r>
+        <w:t xml:space="preserve">GTDB release R207 (bac120/ar53 metadata and representative genomes) [11,12] is the sampling frame for datasets (1)–(3) and the source of the nearest-representative references used in the MAG pipeline; CAMI2 (strain-madness and marine short-read campaigns, with source genomes and per-read ground truth) is the sampling frame for dataset (8).</w:t>
       </w:r>
       <w:r>
         <w:t xml:space="preserve"> </w:t>
@@ -4416,6 +4766,1131 @@
             </w:pPr>
             <w:r>
               <w:t xml:space="preserve">0.133</w:t>
+            </w:r>
+          </w:p>
+        </w:tc>
+      </w:tr>
+    </w:tbl>
+    <w:p>
+      <w:pPr>
+        <w:pStyle w:val="BodyText"/>
+      </w:pPr>
+      <w:r>
+        <w:rPr>
+          <w:b/>
+          <w:bCs/>
+        </w:rPr>
+        <w:t xml:space="preserve">Table 3 — Datasets used in this study.</w:t>
+      </w:r>
+      <w:r>
+        <w:t xml:space="preserve"> </w:t>
+      </w:r>
+      <w:r>
+        <w:t xml:space="preserve">Simulated datasets carry exact truth by construction (counted substitutions; Methods 4.9); real datasets use dnadiff (ANIm or structural) truth unless noted. Figure numbers refer to the main text.</w:t>
+      </w:r>
+    </w:p>
+    <w:tbl>
+      <w:tblPr>
+        <w:tblStyle w:val="Table"/>
+        <w:tblW w:type="pct" w:w="5000"/>
+        <w:tblLayout w:type="fixed"/>
+        <w:tblLook w:firstRow="1" w:lastRow="0" w:firstColumn="0" w:lastColumn="0" w:noHBand="0" w:noVBand="0" w:val="0020"/>
+      </w:tblPr>
+      <w:tblGrid>
+        <w:gridCol w:w="1320"/>
+        <w:gridCol w:w="1320"/>
+        <w:gridCol w:w="1320"/>
+        <w:gridCol w:w="1320"/>
+        <w:gridCol w:w="1320"/>
+        <w:gridCol w:w="1320"/>
+      </w:tblGrid>
+      <w:tr>
+        <w:trPr>
+          <w:tblHeader w:val="on"/>
+        </w:trPr>
+        <w:tc>
+          <w:tcPr/>
+          <w:p>
+            <w:pPr>
+              <w:pStyle w:val="Compact"/>
+            </w:pPr>
+            <w:r>
+              <w:t xml:space="preserve">#</w:t>
+            </w:r>
+          </w:p>
+        </w:tc>
+        <w:tc>
+          <w:tcPr/>
+          <w:p>
+            <w:pPr>
+              <w:pStyle w:val="Compact"/>
+            </w:pPr>
+            <w:r>
+              <w:t xml:space="preserve">Dataset</w:t>
+            </w:r>
+          </w:p>
+        </w:tc>
+        <w:tc>
+          <w:tcPr/>
+          <w:p>
+            <w:pPr>
+              <w:pStyle w:val="Compact"/>
+            </w:pPr>
+            <w:r>
+              <w:t xml:space="preserve">Type</w:t>
+            </w:r>
+          </w:p>
+        </w:tc>
+        <w:tc>
+          <w:tcPr/>
+          <w:p>
+            <w:pPr>
+              <w:pStyle w:val="Compact"/>
+            </w:pPr>
+            <w:r>
+              <w:t xml:space="preserve">Composition</w:t>
+            </w:r>
+          </w:p>
+        </w:tc>
+        <w:tc>
+          <w:tcPr/>
+          <w:p>
+            <w:pPr>
+              <w:pStyle w:val="Compact"/>
+            </w:pPr>
+            <w:r>
+              <w:t xml:space="preserve">Ground truth</w:t>
+            </w:r>
+          </w:p>
+        </w:tc>
+        <w:tc>
+          <w:tcPr/>
+          <w:p>
+            <w:pPr>
+              <w:pStyle w:val="Compact"/>
+            </w:pPr>
+            <w:r>
+              <w:t xml:space="preserve">Used in</w:t>
+            </w:r>
+          </w:p>
+        </w:tc>
+      </w:tr>
+      <w:tr>
+        <w:tc>
+          <w:tcPr/>
+          <w:p>
+            <w:pPr>
+              <w:pStyle w:val="Compact"/>
+            </w:pPr>
+            <w:r>
+              <w:t xml:space="preserve">1</w:t>
+            </w:r>
+          </w:p>
+        </w:tc>
+        <w:tc>
+          <w:tcPr/>
+          <w:p>
+            <w:pPr>
+              <w:pStyle w:val="Compact"/>
+            </w:pPr>
+            <w:r>
+              <w:t xml:space="preserve">ANI ladder</w:t>
+            </w:r>
+          </w:p>
+        </w:tc>
+        <w:tc>
+          <w:tcPr/>
+          <w:p>
+            <w:pPr>
+              <w:pStyle w:val="Compact"/>
+            </w:pPr>
+            <w:r>
+              <w:t xml:space="preserve">simulated</w:t>
+            </w:r>
+          </w:p>
+        </w:tc>
+        <w:tc>
+          <w:tcPr/>
+          <w:p>
+            <w:pPr>
+              <w:pStyle w:val="Compact"/>
+            </w:pPr>
+            <w:r>
+              <w:t xml:space="preserve">12 levels, 85–99.9% ANI; 400 kb inversion; ± ~46 deletions</w:t>
+            </w:r>
+          </w:p>
+        </w:tc>
+        <w:tc>
+          <w:tcPr/>
+          <w:p>
+            <w:pPr>
+              <w:pStyle w:val="Compact"/>
+            </w:pPr>
+            <w:r>
+              <w:t xml:space="preserve">exact</w:t>
+            </w:r>
+          </w:p>
+        </w:tc>
+        <w:tc>
+          <w:tcPr/>
+          <w:p>
+            <w:pPr>
+              <w:pStyle w:val="Compact"/>
+            </w:pPr>
+            <w:r>
+              <w:t xml:space="preserve">Fig. 2</w:t>
+            </w:r>
+          </w:p>
+        </w:tc>
+      </w:tr>
+      <w:tr>
+        <w:tc>
+          <w:tcPr/>
+          <w:p>
+            <w:pPr>
+              <w:pStyle w:val="Compact"/>
+            </w:pPr>
+            <w:r>
+              <w:t xml:space="preserve">2</w:t>
+            </w:r>
+          </w:p>
+        </w:tc>
+        <w:tc>
+          <w:tcPr/>
+          <w:p>
+            <w:pPr>
+              <w:pStyle w:val="Compact"/>
+            </w:pPr>
+            <w:r>
+              <w:t xml:space="preserve">Indel sweep</w:t>
+            </w:r>
+          </w:p>
+        </w:tc>
+        <w:tc>
+          <w:tcPr/>
+          <w:p>
+            <w:pPr>
+              <w:pStyle w:val="Compact"/>
+            </w:pPr>
+            <w:r>
+              <w:t xml:space="preserve">simulated</w:t>
+            </w:r>
+          </w:p>
+        </w:tc>
+        <w:tc>
+          <w:tcPr/>
+          <w:p>
+            <w:pPr>
+              <w:pStyle w:val="Compact"/>
+            </w:pPr>
+            <w:r>
+              <w:t xml:space="preserve">ANI 95.000; 0–4 deletions/100 kb</w:t>
+            </w:r>
+          </w:p>
+        </w:tc>
+        <w:tc>
+          <w:tcPr/>
+          <w:p>
+            <w:pPr>
+              <w:pStyle w:val="Compact"/>
+            </w:pPr>
+            <w:r>
+              <w:t xml:space="preserve">exact</w:t>
+            </w:r>
+          </w:p>
+        </w:tc>
+        <w:tc>
+          <w:tcPr/>
+          <w:p>
+            <w:pPr>
+              <w:pStyle w:val="Compact"/>
+            </w:pPr>
+            <w:r>
+              <w:t xml:space="preserve">Fig. 3a</w:t>
+            </w:r>
+          </w:p>
+        </w:tc>
+      </w:tr>
+      <w:tr>
+        <w:tc>
+          <w:tcPr/>
+          <w:p>
+            <w:pPr>
+              <w:pStyle w:val="Compact"/>
+            </w:pPr>
+            <w:r>
+              <w:t xml:space="preserve">3</w:t>
+            </w:r>
+          </w:p>
+        </w:tc>
+        <w:tc>
+          <w:tcPr/>
+          <w:p>
+            <w:pPr>
+              <w:pStyle w:val="Compact"/>
+            </w:pPr>
+            <w:r>
+              <w:t xml:space="preserve">Fragmentation ladder</w:t>
+            </w:r>
+          </w:p>
+        </w:tc>
+        <w:tc>
+          <w:tcPr/>
+          <w:p>
+            <w:pPr>
+              <w:pStyle w:val="Compact"/>
+            </w:pPr>
+            <w:r>
+              <w:t xml:space="preserve">simulated</w:t>
+            </w:r>
+          </w:p>
+        </w:tc>
+        <w:tc>
+          <w:tcPr/>
+          <w:p>
+            <w:pPr>
+              <w:pStyle w:val="Compact"/>
+            </w:pPr>
+            <w:r>
+              <w:t xml:space="preserve">20–201 contigs; ~50% reverse-complemented</w:t>
+            </w:r>
+          </w:p>
+        </w:tc>
+        <w:tc>
+          <w:tcPr/>
+          <w:p>
+            <w:pPr>
+              <w:pStyle w:val="Compact"/>
+            </w:pPr>
+            <w:r>
+              <w:t xml:space="preserve">exact</w:t>
+            </w:r>
+          </w:p>
+        </w:tc>
+        <w:tc>
+          <w:tcPr/>
+          <w:p>
+            <w:pPr>
+              <w:pStyle w:val="Compact"/>
+            </w:pPr>
+            <w:r>
+              <w:t xml:space="preserve">Fig. 3b</w:t>
+            </w:r>
+          </w:p>
+        </w:tc>
+      </w:tr>
+      <w:tr>
+        <w:tc>
+          <w:tcPr/>
+          <w:p>
+            <w:pPr>
+              <w:pStyle w:val="Compact"/>
+            </w:pPr>
+            <w:r>
+              <w:t xml:space="preserve">4</w:t>
+            </w:r>
+          </w:p>
+        </w:tc>
+        <w:tc>
+          <w:tcPr/>
+          <w:p>
+            <w:pPr>
+              <w:pStyle w:val="Compact"/>
+            </w:pPr>
+            <w:r>
+              <w:t xml:space="preserve">GC ladders</w:t>
+            </w:r>
+          </w:p>
+        </w:tc>
+        <w:tc>
+          <w:tcPr/>
+          <w:p>
+            <w:pPr>
+              <w:pStyle w:val="Compact"/>
+            </w:pPr>
+            <w:r>
+              <w:t xml:space="preserve">simulated</w:t>
+            </w:r>
+          </w:p>
+        </w:tc>
+        <w:tc>
+          <w:tcPr/>
+          <w:p>
+            <w:pPr>
+              <w:pStyle w:val="Compact"/>
+            </w:pPr>
+            <w:r>
+              <w:t xml:space="preserve">5 real templates, GC 27.2–72.1%</w:t>
+            </w:r>
+          </w:p>
+        </w:tc>
+        <w:tc>
+          <w:tcPr/>
+          <w:p>
+            <w:pPr>
+              <w:pStyle w:val="Compact"/>
+            </w:pPr>
+            <w:r>
+              <w:t xml:space="preserve">exact</w:t>
+            </w:r>
+          </w:p>
+        </w:tc>
+        <w:tc>
+          <w:tcPr/>
+          <w:p>
+            <w:pPr>
+              <w:pStyle w:val="Compact"/>
+            </w:pPr>
+            <w:r>
+              <w:t xml:space="preserve">Fig. 3c</w:t>
+            </w:r>
+          </w:p>
+        </w:tc>
+      </w:tr>
+      <w:tr>
+        <w:tc>
+          <w:tcPr/>
+          <w:p>
+            <w:pPr>
+              <w:pStyle w:val="Compact"/>
+            </w:pPr>
+            <w:r>
+              <w:t xml:space="preserve">5</w:t>
+            </w:r>
+          </w:p>
+        </w:tc>
+        <w:tc>
+          <w:tcPr/>
+          <w:p>
+            <w:pPr>
+              <w:pStyle w:val="Compact"/>
+            </w:pPr>
+            <w:r>
+              <w:t xml:space="preserve">Accessory sweep</w:t>
+            </w:r>
+          </w:p>
+        </w:tc>
+        <w:tc>
+          <w:tcPr/>
+          <w:p>
+            <w:pPr>
+              <w:pStyle w:val="Compact"/>
+            </w:pPr>
+            <w:r>
+              <w:t xml:space="preserve">simulated</w:t>
+            </w:r>
+          </w:p>
+        </w:tc>
+        <w:tc>
+          <w:tcPr/>
+          <w:p>
+            <w:pPr>
+              <w:pStyle w:val="Compact"/>
+            </w:pPr>
+            <w:r>
+              <w:t xml:space="preserve">core ANI 95.000; 0–50% shuffled accessory</w:t>
+            </w:r>
+          </w:p>
+        </w:tc>
+        <w:tc>
+          <w:tcPr/>
+          <w:p>
+            <w:pPr>
+              <w:pStyle w:val="Compact"/>
+            </w:pPr>
+            <w:r>
+              <w:t xml:space="preserve">exact</w:t>
+            </w:r>
+          </w:p>
+        </w:tc>
+        <w:tc>
+          <w:tcPr/>
+          <w:p>
+            <w:pPr>
+              <w:pStyle w:val="Compact"/>
+            </w:pPr>
+            <w:r>
+              <w:t xml:space="preserve">Fig. 3d</w:t>
+            </w:r>
+          </w:p>
+        </w:tc>
+      </w:tr>
+      <w:tr>
+        <w:tc>
+          <w:tcPr/>
+          <w:p>
+            <w:pPr>
+              <w:pStyle w:val="Compact"/>
+            </w:pPr>
+            <w:r>
+              <w:t xml:space="preserve">6</w:t>
+            </w:r>
+          </w:p>
+        </w:tc>
+        <w:tc>
+          <w:tcPr/>
+          <w:p>
+            <w:pPr>
+              <w:pStyle w:val="Compact"/>
+            </w:pPr>
+            <w:r>
+              <w:t xml:space="preserve">Mosaic / rate-heterogeneity</w:t>
+            </w:r>
+          </w:p>
+        </w:tc>
+        <w:tc>
+          <w:tcPr/>
+          <w:p>
+            <w:pPr>
+              <w:pStyle w:val="Compact"/>
+            </w:pPr>
+            <w:r>
+              <w:t xml:space="preserve">simulated</w:t>
+            </w:r>
+          </w:p>
+        </w:tc>
+        <w:tc>
+          <w:tcPr/>
+          <w:p>
+            <w:pPr>
+              <w:pStyle w:val="Compact"/>
+            </w:pPr>
+            <w:r>
+              <w:t xml:space="preserve">Gamma(α,α), α = 0.5/1/2, ANI 90–98 + bimodal</w:t>
+            </w:r>
+          </w:p>
+        </w:tc>
+        <w:tc>
+          <w:tcPr/>
+          <w:p>
+            <w:pPr>
+              <w:pStyle w:val="Compact"/>
+            </w:pPr>
+            <w:r>
+              <w:t xml:space="preserve">exact</w:t>
+            </w:r>
+          </w:p>
+        </w:tc>
+        <w:tc>
+          <w:tcPr/>
+          <w:p>
+            <w:pPr>
+              <w:pStyle w:val="Compact"/>
+            </w:pPr>
+            <w:r>
+              <w:t xml:space="preserve">Results 2.5, Methods 4.7</w:t>
+            </w:r>
+          </w:p>
+        </w:tc>
+      </w:tr>
+      <w:tr>
+        <w:tc>
+          <w:tcPr/>
+          <w:p>
+            <w:pPr>
+              <w:pStyle w:val="Compact"/>
+            </w:pPr>
+            <w:r>
+              <w:t xml:space="preserve">7</w:t>
+            </w:r>
+          </w:p>
+        </w:tc>
+        <w:tc>
+          <w:tcPr/>
+          <w:p>
+            <w:pPr>
+              <w:pStyle w:val="Compact"/>
+            </w:pPr>
+            <w:r>
+              <w:t xml:space="preserve">Inversion ladder</w:t>
+            </w:r>
+          </w:p>
+        </w:tc>
+        <w:tc>
+          <w:tcPr/>
+          <w:p>
+            <w:pPr>
+              <w:pStyle w:val="Compact"/>
+            </w:pPr>
+            <w:r>
+              <w:t xml:space="preserve">simulated</w:t>
+            </w:r>
+          </w:p>
+        </w:tc>
+        <w:tc>
+          <w:tcPr/>
+          <w:p>
+            <w:pPr>
+              <w:pStyle w:val="Compact"/>
+            </w:pPr>
+            <w:r>
+              <w:t xml:space="preserve">ANI 95/98; 0–32 inversions (2 breakpoints each)</w:t>
+            </w:r>
+          </w:p>
+        </w:tc>
+        <w:tc>
+          <w:tcPr/>
+          <w:p>
+            <w:pPr>
+              <w:pStyle w:val="Compact"/>
+            </w:pPr>
+            <w:r>
+              <w:t xml:space="preserve">exact</w:t>
+            </w:r>
+          </w:p>
+        </w:tc>
+        <w:tc>
+          <w:tcPr/>
+          <w:p>
+            <w:pPr>
+              <w:pStyle w:val="Compact"/>
+            </w:pPr>
+            <w:r>
+              <w:t xml:space="preserve">Fig. S1</w:t>
+            </w:r>
+          </w:p>
+        </w:tc>
+      </w:tr>
+      <w:tr>
+        <w:tc>
+          <w:tcPr/>
+          <w:p>
+            <w:pPr>
+              <w:pStyle w:val="Compact"/>
+            </w:pPr>
+            <w:r>
+              <w:t xml:space="preserve">8</w:t>
+            </w:r>
+          </w:p>
+        </w:tc>
+        <w:tc>
+          <w:tcPr/>
+          <w:p>
+            <w:pPr>
+              <w:pStyle w:val="Compact"/>
+            </w:pPr>
+            <w:r>
+              <w:t xml:space="preserve">GTDB-ANIm benchmark</w:t>
+            </w:r>
+          </w:p>
+        </w:tc>
+        <w:tc>
+          <w:tcPr/>
+          <w:p>
+            <w:pPr>
+              <w:pStyle w:val="Compact"/>
+            </w:pPr>
+            <w:r>
+              <w:t xml:space="preserve">real</w:t>
+            </w:r>
+          </w:p>
+        </w:tc>
+        <w:tc>
+          <w:tcPr/>
+          <w:p>
+            <w:pPr>
+              <w:pStyle w:val="Compact"/>
+            </w:pPr>
+            <w:r>
+              <w:t xml:space="preserve">2,074 GTDB-R207 pairs, 4 bands (475/837/690/72)</w:t>
+            </w:r>
+          </w:p>
+        </w:tc>
+        <w:tc>
+          <w:tcPr/>
+          <w:p>
+            <w:pPr>
+              <w:pStyle w:val="Compact"/>
+            </w:pPr>
+            <w:r>
+              <w:t xml:space="preserve">dnadiff ANIm</w:t>
+            </w:r>
+          </w:p>
+        </w:tc>
+        <w:tc>
+          <w:tcPr/>
+          <w:p>
+            <w:pPr>
+              <w:pStyle w:val="Compact"/>
+            </w:pPr>
+            <w:r>
+              <w:t xml:space="preserve">Fig. 8, Table 1</w:t>
+            </w:r>
+          </w:p>
+        </w:tc>
+      </w:tr>
+      <w:tr>
+        <w:tc>
+          <w:tcPr/>
+          <w:p>
+            <w:pPr>
+              <w:pStyle w:val="Compact"/>
+            </w:pPr>
+            <w:r>
+              <w:t xml:space="preserve">9</w:t>
+            </w:r>
+          </w:p>
+        </w:tc>
+        <w:tc>
+          <w:tcPr/>
+          <w:p>
+            <w:pPr>
+              <w:pStyle w:val="Compact"/>
+            </w:pPr>
+            <w:r>
+              <w:t xml:space="preserve">95–99.5% expansion</w:t>
+            </w:r>
+          </w:p>
+        </w:tc>
+        <w:tc>
+          <w:tcPr/>
+          <w:p>
+            <w:pPr>
+              <w:pStyle w:val="Compact"/>
+            </w:pPr>
+            <w:r>
+              <w:t xml:space="preserve">real</w:t>
+            </w:r>
+          </w:p>
+        </w:tc>
+        <w:tc>
+          <w:tcPr/>
+          <w:p>
+            <w:pPr>
+              <w:pStyle w:val="Compact"/>
+            </w:pPr>
+            <w:r>
+              <w:t xml:space="preserve">467 pairs; 607 species, 26 phyla</w:t>
+            </w:r>
+          </w:p>
+        </w:tc>
+        <w:tc>
+          <w:tcPr/>
+          <w:p>
+            <w:pPr>
+              <w:pStyle w:val="Compact"/>
+            </w:pPr>
+            <w:r>
+              <w:t xml:space="preserve">dnadiff ANIm</w:t>
+            </w:r>
+          </w:p>
+        </w:tc>
+        <w:tc>
+          <w:tcPr/>
+          <w:p>
+            <w:pPr>
+              <w:pStyle w:val="Compact"/>
+            </w:pPr>
+            <w:r>
+              <w:t xml:space="preserve">calibration training</w:t>
+            </w:r>
+          </w:p>
+        </w:tc>
+      </w:tr>
+      <w:tr>
+        <w:tc>
+          <w:tcPr/>
+          <w:p>
+            <w:pPr>
+              <w:pStyle w:val="Compact"/>
+            </w:pPr>
+            <w:r>
+              <w:t xml:space="preserve">10</w:t>
+            </w:r>
+          </w:p>
+        </w:tc>
+        <w:tc>
+          <w:tcPr/>
+          <w:p>
+            <w:pPr>
+              <w:pStyle w:val="Compact"/>
+            </w:pPr>
+            <w:r>
+              <w:t xml:space="preserve">GTDB scale set</w:t>
+            </w:r>
+          </w:p>
+        </w:tc>
+        <w:tc>
+          <w:tcPr/>
+          <w:p>
+            <w:pPr>
+              <w:pStyle w:val="Compact"/>
+            </w:pPr>
+            <w:r>
+              <w:t xml:space="preserve">real</w:t>
+            </w:r>
+          </w:p>
+        </w:tc>
+        <w:tc>
+          <w:tcPr/>
+          <w:p>
+            <w:pPr>
+              <w:pStyle w:val="Compact"/>
+            </w:pPr>
+            <w:r>
+              <w:t xml:space="preserve">45,000 pairs, taxonomic-level stratified</w:t>
+            </w:r>
+          </w:p>
+        </w:tc>
+        <w:tc>
+          <w:tcPr/>
+          <w:p>
+            <w:pPr>
+              <w:pStyle w:val="Compact"/>
+            </w:pPr>
+            <w:r>
+              <w:t xml:space="preserve">FastANI (672 pairs)</w:t>
+            </w:r>
+          </w:p>
+        </w:tc>
+        <w:tc>
+          <w:tcPr/>
+          <w:p>
+            <w:pPr>
+              <w:pStyle w:val="Compact"/>
+            </w:pPr>
+            <w:r>
+              <w:t xml:space="preserve">Fig. 6</w:t>
+            </w:r>
+          </w:p>
+        </w:tc>
+      </w:tr>
+      <w:tr>
+        <w:tc>
+          <w:tcPr/>
+          <w:p>
+            <w:pPr>
+              <w:pStyle w:val="Compact"/>
+            </w:pPr>
+            <w:r>
+              <w:t xml:space="preserve">11</w:t>
+            </w:r>
+          </w:p>
+        </w:tc>
+        <w:tc>
+          <w:tcPr/>
+          <w:p>
+            <w:pPr>
+              <w:pStyle w:val="Compact"/>
+            </w:pPr>
+            <w:r>
+              <w:t xml:space="preserve">Mid-ANI set</w:t>
+            </w:r>
+          </w:p>
+        </w:tc>
+        <w:tc>
+          <w:tcPr/>
+          <w:p>
+            <w:pPr>
+              <w:pStyle w:val="Compact"/>
+            </w:pPr>
+            <w:r>
+              <w:t xml:space="preserve">real</w:t>
+            </w:r>
+          </w:p>
+        </w:tc>
+        <w:tc>
+          <w:tcPr/>
+          <w:p>
+            <w:pPr>
+              <w:pStyle w:val="Compact"/>
+            </w:pPr>
+            <w:r>
+              <w:t xml:space="preserve">15 pairs, ANIm 87.6–90.2</w:t>
+            </w:r>
+          </w:p>
+        </w:tc>
+        <w:tc>
+          <w:tcPr/>
+          <w:p>
+            <w:pPr>
+              <w:pStyle w:val="Compact"/>
+            </w:pPr>
+            <w:r>
+              <w:t xml:space="preserve">dnadiff ANIm</w:t>
+            </w:r>
+          </w:p>
+        </w:tc>
+        <w:tc>
+          <w:tcPr/>
+          <w:p>
+            <w:pPr>
+              <w:pStyle w:val="Compact"/>
+            </w:pPr>
+            <w:r>
+              <w:t xml:space="preserve">Fig. 5</w:t>
+            </w:r>
+          </w:p>
+        </w:tc>
+      </w:tr>
+      <w:tr>
+        <w:tc>
+          <w:tcPr/>
+          <w:p>
+            <w:pPr>
+              <w:pStyle w:val="Compact"/>
+            </w:pPr>
+            <w:r>
+              <w:t xml:space="preserve">12</w:t>
+            </w:r>
+          </w:p>
+        </w:tc>
+        <w:tc>
+          <w:tcPr/>
+          <w:p>
+            <w:pPr>
+              <w:pStyle w:val="Compact"/>
+            </w:pPr>
+            <w:r>
+              <w:t xml:space="preserve">Oral/gut set</w:t>
+            </w:r>
+          </w:p>
+        </w:tc>
+        <w:tc>
+          <w:tcPr/>
+          <w:p>
+            <w:pPr>
+              <w:pStyle w:val="Compact"/>
+            </w:pPr>
+            <w:r>
+              <w:t xml:space="preserve">real</w:t>
+            </w:r>
+          </w:p>
+        </w:tc>
+        <w:tc>
+          <w:tcPr/>
+          <w:p>
+            <w:pPr>
+              <w:pStyle w:val="Compact"/>
+            </w:pPr>
+            <w:r>
+              <w:t xml:space="preserve">50 genomes, 10 species (5 oral + 5 gut); 1,225 pairs</w:t>
+            </w:r>
+          </w:p>
+        </w:tc>
+        <w:tc>
+          <w:tcPr/>
+          <w:p>
+            <w:pPr>
+              <w:pStyle w:val="Compact"/>
+            </w:pPr>
+            <w:r>
+              <w:t xml:space="preserve">FastANI/skani (100 same-species)</w:t>
+            </w:r>
+          </w:p>
+        </w:tc>
+        <w:tc>
+          <w:tcPr/>
+          <w:p>
+            <w:pPr>
+              <w:pStyle w:val="Compact"/>
+            </w:pPr>
+            <w:r>
+              <w:t xml:space="preserve">Results 2.6</w:t>
+            </w:r>
+          </w:p>
+        </w:tc>
+      </w:tr>
+      <w:tr>
+        <w:tc>
+          <w:tcPr/>
+          <w:p>
+            <w:pPr>
+              <w:pStyle w:val="Compact"/>
+            </w:pPr>
+            <w:r>
+              <w:t xml:space="preserve">13</w:t>
+            </w:r>
+          </w:p>
+        </w:tc>
+        <w:tc>
+          <w:tcPr/>
+          <w:p>
+            <w:pPr>
+              <w:pStyle w:val="Compact"/>
+            </w:pPr>
+            <w:r>
+              <w:t xml:space="preserve">Enterobacteriaceae completes</w:t>
+            </w:r>
+          </w:p>
+        </w:tc>
+        <w:tc>
+          <w:tcPr/>
+          <w:p>
+            <w:pPr>
+              <w:pStyle w:val="Compact"/>
+            </w:pPr>
+            <w:r>
+              <w:t xml:space="preserve">real</w:t>
+            </w:r>
+          </w:p>
+        </w:tc>
+        <w:tc>
+          <w:tcPr/>
+          <w:p>
+            <w:pPr>
+              <w:pStyle w:val="Compact"/>
+            </w:pPr>
+            <w:r>
+              <w:t xml:space="preserve">13 chromosomes vs MG1655, ANI ~81–99.99</w:t>
+            </w:r>
+          </w:p>
+        </w:tc>
+        <w:tc>
+          <w:tcPr/>
+          <w:p>
+            <w:pPr>
+              <w:pStyle w:val="Compact"/>
+            </w:pPr>
+            <w:r>
+              <w:t xml:space="preserve">dnadiff structural</w:t>
+            </w:r>
+          </w:p>
+        </w:tc>
+        <w:tc>
+          <w:tcPr/>
+          <w:p>
+            <w:pPr>
+              <w:pStyle w:val="Compact"/>
+            </w:pPr>
+            <w:r>
+              <w:t xml:space="preserve">Fig. 9</w:t>
+            </w:r>
+          </w:p>
+        </w:tc>
+      </w:tr>
+      <w:tr>
+        <w:tc>
+          <w:tcPr/>
+          <w:p>
+            <w:pPr>
+              <w:pStyle w:val="Compact"/>
+            </w:pPr>
+            <w:r>
+              <w:t xml:space="preserve">14</w:t>
+            </w:r>
+          </w:p>
+        </w:tc>
+        <w:tc>
+          <w:tcPr/>
+          <w:p>
+            <w:pPr>
+              <w:pStyle w:val="Compact"/>
+            </w:pPr>
+            <w:r>
+              <w:t xml:space="preserve">Real drafts</w:t>
+            </w:r>
+          </w:p>
+        </w:tc>
+        <w:tc>
+          <w:tcPr/>
+          <w:p>
+            <w:pPr>
+              <w:pStyle w:val="Compact"/>
+            </w:pPr>
+            <w:r>
+              <w:t xml:space="preserve">real</w:t>
+            </w:r>
+          </w:p>
+        </w:tc>
+        <w:tc>
+          <w:tcPr/>
+          <w:p>
+            <w:pPr>
+              <w:pStyle w:val="Compact"/>
+            </w:pPr>
+            <w:r>
+              <w:t xml:space="preserve">8 E. coli assemblies, 88–8,025 contigs; RC controls</w:t>
+            </w:r>
+          </w:p>
+        </w:tc>
+        <w:tc>
+          <w:tcPr/>
+          <w:p>
+            <w:pPr>
+              <w:pStyle w:val="Compact"/>
+            </w:pPr>
+            <w:r>
+              <w:t xml:space="preserve">complete-genome reference</w:t>
+            </w:r>
+          </w:p>
+        </w:tc>
+        <w:tc>
+          <w:tcPr/>
+          <w:p>
+            <w:pPr>
+              <w:pStyle w:val="Compact"/>
+            </w:pPr>
+            <w:r>
+              <w:t xml:space="preserve">Results 2.3, Fig. 7</w:t>
+            </w:r>
+          </w:p>
+        </w:tc>
+      </w:tr>
+      <w:tr>
+        <w:tc>
+          <w:tcPr/>
+          <w:p>
+            <w:pPr>
+              <w:pStyle w:val="Compact"/>
+            </w:pPr>
+            <w:r>
+              <w:t xml:space="preserve">15</w:t>
+            </w:r>
+          </w:p>
+        </w:tc>
+        <w:tc>
+          <w:tcPr/>
+          <w:p>
+            <w:pPr>
+              <w:pStyle w:val="Compact"/>
+            </w:pPr>
+            <w:r>
+              <w:t xml:space="preserve">CAMI2 MAG benchmark</w:t>
+            </w:r>
+          </w:p>
+        </w:tc>
+        <w:tc>
+          <w:tcPr/>
+          <w:p>
+            <w:pPr>
+              <w:pStyle w:val="Compact"/>
+            </w:pPr>
+            <w:r>
+              <w:t xml:space="preserve">real metagenomes</w:t>
+            </w:r>
+          </w:p>
+        </w:tc>
+        <w:tc>
+          <w:tcPr/>
+          <w:p>
+            <w:pPr>
+              <w:pStyle w:val="Compact"/>
+            </w:pPr>
+            <w:r>
+              <w:t xml:space="preserve">35 samples → 695 bins ≥ 100 kbp</w:t>
+            </w:r>
+          </w:p>
+        </w:tc>
+        <w:tc>
+          <w:tcPr/>
+          <w:p>
+            <w:pPr>
+              <w:pStyle w:val="Compact"/>
+            </w:pPr>
+            <w:r>
+              <w:t xml:space="preserve">dnadiff ANIm + CAMI2 assignment</w:t>
+            </w:r>
+          </w:p>
+        </w:tc>
+        <w:tc>
+          <w:tcPr/>
+          <w:p>
+            <w:pPr>
+              <w:pStyle w:val="Compact"/>
+            </w:pPr>
+            <w:r>
+              <w:t xml:space="preserve">Fig. 10</w:t>
             </w:r>
           </w:p>
         </w:tc>

--- a/paper/manuscript.docx
+++ b/paper/manuscript.docx
@@ -105,7 +105,7 @@
         <w:t xml:space="preserve">Syn2bANI</w:t>
       </w:r>
       <w:r>
-        <w:t xml:space="preserve">, which performs in-silico digestion with Type IIB restriction enzymes and uses the resulting short (~32 bp) tags as fixed positional anchors: matched anchors are chained along the genome, and ANI is estimated by maximum likelihood only from tags inside trusted chains, so divergence and shared content are measured separately. The estimator fits a single-rate model or a gamma rate-heterogeneity model chosen per pair by an effect-size gate, reports a calibrated one-sided upper bound for pairs below the detection floor, and carries an embedded ridge calibration trained on alignment-based (ANIm) truth. Because anchors carry genomic coordinates, one computational pass additionally returns aligned fraction, a synteny score, and structural-variant calls — outputs that k-mer tools such as skani and FastANI do not provide. On simulations with exactly known truth, Syn2bANI estimates ANI with a mean absolute error (MAE) of 0.073% versus 0.377% (skani) and 0.742% (FastANI), and remains accurate under insertions/deletions, accessory-content variation, GC contents from 27% to 72%, and fragmentation down to N50 10 kb. On 2,520 GTDB-R207 genome pairs with ANIm truth, band-holdout cross-validation of the calibrated estimator attains MAE 0.731% (bias +0.05, r = 0.963) — ahead of skani (0.906%) — and generalizes to independent oral/gut (MAE 0.497%) and mid-ANI (0.806%) benchmarks. On real genome pairs it localizes the endpoints of a documented ~780 kb inversion to within 5.5 kb and recovers indels with a median size ratio of 1.000 against dnadiff, in ~50 ms per pair. Syn2bANI sketches are fivefold smaller than skani’s; skani remains faster at database scale, a trade-off we quantify openly. Syn2bANI is freely available at https://github.com/HuangShiLab/Syn2bANI.</w:t>
+        <w:t xml:space="preserve">, which performs in-silico digestion with Type IIB restriction enzymes and uses the resulting short (~32 bp) tags as fixed positional anchors: matched anchors are chained along the genome, and ANI is estimated by maximum likelihood only from tags inside trusted chains, so divergence and shared content are measured separately. The estimator fits a single-rate model or a gamma rate-heterogeneity model chosen per pair by an effect-size gate, reports a calibrated one-sided upper bound for pairs below the detection floor, and carries an embedded ridge calibration trained on alignment-based (ANIm) truth. Because anchors carry genomic coordinates, one computational pass additionally returns aligned fraction, a synteny score, and structural-variant calls — outputs that k-mer tools such as skani and FastANI do not provide. On simulations with exactly known truth, Syn2bANI estimates ANI with a mean absolute error (MAE) of 0.073% versus 0.377% (skani) and 0.742% (FastANI), and remains accurate under insertions/deletions, accessory-content variation, GC contents from 27% to 72%, and fragmentation down to N50 10 kb. On 2,520 GTDB-R207 genome pairs with ANIm truth, band-holdout cross-validation of the calibrated estimator attains MAE 0.731% (bias +0.05, r = 0.963) — ahead of skani (0.906%) — On a strictly held-out set of 43,334 GTDB-R207 pairs disjoint from the calibration training genomes, the calibrated estimator attains MAE 0.619% versus skani 0.957% on the same pairs, and generalizes to independent oral/gut (MAE 0.497%) and mid-ANI (0.806%) benchmarks. On real genome pairs it localizes the endpoints of a documented ~780 kb inversion to within 5.5 kb and recovers indels with a median size ratio of 1.000 against dnadiff, in ~50 ms per pair. Syn2bANI sketches are fivefold smaller than skani’s; skani remains faster at database scale, a trade-off we quantify openly. Syn2bANI is freely available at https://github.com/HuangShiLab/Syn2bANI.</w:t>
       </w:r>
     </w:p>
     <w:p>
@@ -916,6 +916,73 @@
         <w:t xml:space="preserve">(bias +0.05, r = 0.963; per-band 0.82 / 0.77 / 0.64 / 0.71 for 80–85 / 85–90 / 90–95 / 95–99), ahead of skani’s 0.906 (bias −0.65, r = 0.969) and FastANI’s 1.056 (bias −0.98, 363-pair subset) on the same truth (Fig. 8; Table 1). A learning-curve analysis shows the linear model plateaus at ~1,500 training pairs in-distribution, so further GTDB data alone buy little; the gains came from targeting the weak band. We state the residual asymmetry plainly: skani still correlates with truth slightly better (r 0.969 vs 0.963) — Syn2bANI’s advantage here is calibration-driven, not correlation-driven. The raw estimate remains the reference output on clean simulated data, where the calibrated model slightly underestimates (it learned real-data associations absent in uniform-rate simulations), and it returns no extrapolated value on below-detection pairs by design.</w:t>
       </w:r>
     </w:p>
+    <w:p>
+      <w:pPr>
+        <w:pStyle w:val="BodyText"/>
+      </w:pPr>
+      <w:r>
+        <w:t xml:space="preserve">A strictly held-out evaluation closes the two residual concerns of cross-validation — proximity between training and test genomes, and the gate’s design history — at once. We sampled 43,334 same-genus pairs from GTDB R207 (24,831 representative genomes, 74 phyla; stratified 80–85 / 85–90 / 90–95 / 95–100% by skani pre-screen), excluded in both directions every genome appearing in the calibration training set, and computed dnadiff/ANIm truth for all 43,334 pairs (Methods 4.10;</w:t>
+      </w:r>
+      <w:r>
+        <w:t xml:space="preserve"> </w:t>
+      </w:r>
+      <w:r>
+        <w:rPr>
+          <w:rStyle w:val="VerbatimChar"/>
+        </w:rPr>
+        <w:t xml:space="preserve">results/gtdb50k/</w:t>
+      </w:r>
+      <w:r>
+        <w:t xml:space="preserve">). The gate, the consistency flag, and calibration v5 were all frozen before this evaluation, so — unlike the mid-ANI set of Results 2.6 — these pairs validate the entire pipeline, gate included. On the 39,903 pairs with a calibrated score (7.9% flagged</w:t>
+      </w:r>
+      <w:r>
+        <w:t xml:space="preserve"> </w:t>
+      </w:r>
+      <w:r>
+        <w:rPr>
+          <w:rStyle w:val="VerbatimChar"/>
+        </w:rPr>
+        <w:t xml:space="preserve">BELOW_DETECTION</w:t>
+      </w:r>
+      <w:r>
+        <w:t xml:space="preserve"> </w:t>
+      </w:r>
+      <w:r>
+        <w:t xml:space="preserve">and unscored by design), the calibrated estimator attains MAE</w:t>
+      </w:r>
+      <w:r>
+        <w:t xml:space="preserve"> </w:t>
+      </w:r>
+      <w:r>
+        <w:rPr>
+          <w:b/>
+          <w:bCs/>
+        </w:rPr>
+        <w:t xml:space="preserve">0.619</w:t>
+      </w:r>
+      <w:r>
+        <w:t xml:space="preserve"> </w:t>
+      </w:r>
+      <w:r>
+        <w:t xml:space="preserve">(bias −0.12, r = 0.962) against skani’s 0.957 (bias −0.80, r = 0.973) on the same pairs (Table 1). The advantage is largest where it matters most: in the 80–85% band the calibrated estimator errs 0.72 against skani’s 1.98 (whose error there is an almost pure −1.97 downward bias), and 0.64 vs 0.89 at 85–90%; skani remains slightly more accurate in the 90–95% (0.43 vs 0.54) and 95–100% (0.32 vs 0.44) bands. Two further observations bound the method honestly. First, held-out MAE is</w:t>
+      </w:r>
+      <w:r>
+        <w:t xml:space="preserve"> </w:t>
+      </w:r>
+      <w:r>
+        <w:rPr>
+          <w:i/>
+          <w:iCs/>
+        </w:rPr>
+        <w:t xml:space="preserve">better</w:t>
+      </w:r>
+      <w:r>
+        <w:t xml:space="preserve"> </w:t>
+      </w:r>
+      <w:r>
+        <w:t xml:space="preserve">than the band-holdout CV estimate (0.619 vs 0.731) — the training set was deliberately enriched for hard bands — so the CV figure is a conservative bound and there is no evidence of overfitting to the training distribution. Second, the one-sided upper bound covers the ANIm truth on 99.4% of all 43,334 pairs, and no calibrated score exceeds 100 (Fig. S2).</w:t>
+      </w:r>
+    </w:p>
     <w:bookmarkEnd w:id="16"/>
     <w:bookmarkStart w:id="17" w:name="Xb29671b16a48753d9bb35e953eb0e0d6ba9bbc7"/>
     <w:p>
@@ -1106,7 +1173,7 @@
         <w:t xml:space="preserve"> </w:t>
       </w:r>
       <w:r>
-        <w:t xml:space="preserve">(bias −0.43), versus skani 1.396 and FastANI 1.864. Before gating existed, all 15/15 pairs were already caught by the consistency flag — the diagnostic, not the point estimate, was the safeguard. One circularity caveat is disclosed: the gate’s threshold was designed with this regime in view, so this set validates the calibration fairly but not the gate itself.</w:t>
+        <w:t xml:space="preserve">(bias −0.43), versus skani 1.396 and FastANI 1.864. Before gating existed, all 15/15 pairs were already caught by the consistency flag — the diagnostic, not the point estimate, was the safeguard. One circularity caveat is disclosed: the gate’s threshold was designed with this regime in view, so this set validates the calibration fairly but not the gate itself (the gate is validated on the frozen-pipeline held-out set of Results 2.5).</w:t>
       </w:r>
     </w:p>
     <w:p>
@@ -1822,13 +1889,13 @@
           <w:i/>
           <w:iCs/>
         </w:rPr>
-        <w:t xml:space="preserve">Gate circularity.</w:t>
-      </w:r>
-      <w:r>
-        <w:t xml:space="preserve"> </w:t>
-      </w:r>
-      <w:r>
-        <w:t xml:space="preserve">The mid-ANI validation set informed the gate’s threshold design; it validates the calibration, not the gate. (vi)</w:t>
+        <w:t xml:space="preserve">Mosaic residual bias.</w:t>
+      </w:r>
+      <w:r>
+        <w:t xml:space="preserve"> </w:t>
+      </w:r>
+      <w:r>
+        <w:t xml:space="preserve">On misspecified rate heterogeneity (bimodal blocks), biases up to several points survive per-pair detection — the consistency flag does not fire because the bias is systematic, and this regime is bounded by calibration rather than eliminated. (vi)</w:t>
       </w:r>
       <w:r>
         <w:t xml:space="preserve"> </w:t>
@@ -1838,29 +1905,13 @@
           <w:i/>
           <w:iCs/>
         </w:rPr>
-        <w:t xml:space="preserve">Mosaic residual bias.</w:t>
-      </w:r>
-      <w:r>
-        <w:t xml:space="preserve"> </w:t>
-      </w:r>
-      <w:r>
-        <w:t xml:space="preserve">On misspecified rate heterogeneity (bimodal blocks), biases up to several points survive per-pair detection — the consistency flag does not fire because the bias is systematic, and this regime is bounded by calibration rather than eliminated. (vii)</w:t>
-      </w:r>
-      <w:r>
-        <w:t xml:space="preserve"> </w:t>
-      </w:r>
-      <w:r>
-        <w:rPr>
-          <w:i/>
-          <w:iCs/>
-        </w:rPr>
         <w:t xml:space="preserve">Flag sensitivity trade-off.</w:t>
       </w:r>
       <w:r>
         <w:t xml:space="preserve"> </w:t>
       </w:r>
       <w:r>
-        <w:t xml:space="preserve">The recalibrated flag never inverts its ranking on any validation set, but it is less sensitive on near-clonal pairs than the superseded significance-based flag was (oral/gut kept-set MAE 0.514 vs 0.293) — the old mechanism could not be kept because no threshold of it transfers to GTDB without inverting. (viii)</w:t>
+        <w:t xml:space="preserve">The recalibrated flag never inverts its ranking on any validation set, but it is less sensitive on near-clonal pairs than the superseded significance-based flag was (oral/gut kept-set MAE 0.514 vs 0.293) — the old mechanism could not be kept because no threshold of it transfers to GTDB without inverting. (vii)</w:t>
       </w:r>
       <w:r>
         <w:t xml:space="preserve"> </w:t>
@@ -3212,6 +3263,34 @@
           <w:b/>
           <w:bCs/>
         </w:rPr>
+        <w:t xml:space="preserve">(9) GTDB 50k held-out benchmark.</w:t>
+      </w:r>
+      <w:r>
+        <w:t xml:space="preserve"> </w:t>
+      </w:r>
+      <w:r>
+        <w:t xml:space="preserve">43,334 same-genus pairs sampled from the 628,617 non-self GTDB-R207 representative pairs that pass a skani pre-screen (AF ≥ 15%), stratified into bands 80–85 / 85–90 / 90–95 / 95–100% (12,172 / 16,000 / 14,758 / 404 pairs; 24,831 genomes, 74 phyla;</w:t>
+      </w:r>
+      <w:r>
+        <w:t xml:space="preserve"> </w:t>
+      </w:r>
+      <w:r>
+        <w:rPr>
+          <w:rStyle w:val="VerbatimChar"/>
+        </w:rPr>
+        <w:t xml:space="preserve">scripts/gtdb50k/</w:t>
+      </w:r>
+      <w:r>
+        <w:t xml:space="preserve">). Every genome appearing in the 2,520-pair calibration training matrix was excluded in both directions, making this a strictly held-out set for the gate, flag, and calibration; dnadiff/ANIm truth was computed for all 43,334 pairs on the HPC cluster.</w:t>
+      </w:r>
+      <w:r>
+        <w:t xml:space="preserve"> </w:t>
+      </w:r>
+      <w:r>
+        <w:rPr>
+          <w:b/>
+          <w:bCs/>
+        </w:rPr>
         <w:t xml:space="preserve">Tools and versions.</w:t>
       </w:r>
       <w:r>
@@ -3759,6 +3838,57 @@
       </w:r>
     </w:p>
     <w:p>
+      <w:pPr>
+        <w:pStyle w:val="BodyText"/>
+      </w:pPr>
+      <w:r>
+        <w:rPr>
+          <w:b/>
+          <w:bCs/>
+        </w:rPr>
+        <w:t xml:space="preserve">Supplementary Figure S2 — Held-out GTDB-R207 benchmark</w:t>
+      </w:r>
+      <w:r>
+        <w:t xml:space="preserve"> </w:t>
+      </w:r>
+      <w:r>
+        <w:t xml:space="preserve">(</w:t>
+      </w:r>
+      <w:r>
+        <w:rPr>
+          <w:rStyle w:val="VerbatimChar"/>
+        </w:rPr>
+        <w:t xml:space="preserve">figures/report/fig_gtdb50k_heldout.png</w:t>
+      </w:r>
+      <w:r>
+        <w:t xml:space="preserve">). 43,334 same-genus pairs, training genomes excluded in both directions; scored subset n = 39,903 (BELOW_DETECTION excluded). (a) Calibrated Syn2bANI v5 vs ANIm (MAE 0.619). (b) skani vs ANIm on the same pairs (MAE 0.957). (c) Per-band MAE: the calibrated estimator leads at 80–85% (0.72 vs 1.98) and 85–90% (0.64 vs 0.89); skani leads at 90–95% and 95–100%. (d) Signed-error distributions: skani’s error is a nearly pure negative bias (−0.80, driven by the divergent bands); the calibrated error is centered (bias −0.12). Pipeline</w:t>
+      </w:r>
+      <w:r>
+        <w:t xml:space="preserve"> </w:t>
+      </w:r>
+      <w:r>
+        <w:rPr>
+          <w:rStyle w:val="VerbatimChar"/>
+        </w:rPr>
+        <w:t xml:space="preserve">scripts/gtdb50k/</w:t>
+      </w:r>
+      <w:r>
+        <w:t xml:space="preserve">; per-pair data</w:t>
+      </w:r>
+      <w:r>
+        <w:t xml:space="preserve"> </w:t>
+      </w:r>
+      <w:r>
+        <w:rPr>
+          <w:rStyle w:val="VerbatimChar"/>
+        </w:rPr>
+        <w:t xml:space="preserve">results/gtdb50k/</w:t>
+      </w:r>
+      <w:r>
+        <w:t xml:space="preserve">.</w:t>
+      </w:r>
+    </w:p>
+    <w:p>
       <w:r>
         <w:pict>
           <v:rect style="width:0;height:1.5pt" o:hralign="center" o:hrstd="t" o:hr="t"/>
@@ -3790,7 +3920,7 @@
         <w:t xml:space="preserve"> </w:t>
       </w:r>
       <w:r>
-        <w:t xml:space="preserve">Raw rows are post-rescue; the 4-enzyme rows cover the 1,969 pairs with a finite estimate (105 BELOW_DETECTION excluded); skani covers all 2,074; FastANI a 363-pair subset. v5 is the deployed band-holdout ridge calibration trained on 2,520 pairs.</w:t>
+        <w:t xml:space="preserve">Upper panel: the 2,074-pair benchmark. Raw rows are post-rescue; the 4-enzyme rows cover the 1,969 pairs with a finite estimate (105 BELOW_DETECTION excluded); skani covers all 2,074; FastANI a 363-pair subset. v5 is the deployed band-holdout ridge calibration trained on 2,520 pairs. Lower panel: the strictly held-out 43,334-pair evaluation (training genomes excluded in both directions; gate, flag, and calibration frozen beforehand); rows cover the 39,903 pairs with a calibrated score (3,431 BELOW_DETECTION excluded), and the top band is 95–100%.</w:t>
       </w:r>
     </w:p>
     <w:tbl>
@@ -4455,6 +4585,296 @@
           </w:p>
         </w:tc>
       </w:tr>
+      <w:tr>
+        <w:tc>
+          <w:tcPr/>
+          <w:p>
+            <w:pPr>
+              <w:pStyle w:val="Compact"/>
+            </w:pPr>
+            <w:r>
+              <w:t xml:space="preserve">syn2bani 4e gated, held-out (raw)</w:t>
+            </w:r>
+          </w:p>
+        </w:tc>
+        <w:tc>
+          <w:tcPr/>
+          <w:p>
+            <w:pPr>
+              <w:pStyle w:val="Compact"/>
+            </w:pPr>
+            <w:r>
+              <w:t xml:space="preserve">2.20</w:t>
+            </w:r>
+          </w:p>
+        </w:tc>
+        <w:tc>
+          <w:tcPr/>
+          <w:p>
+            <w:pPr>
+              <w:pStyle w:val="Compact"/>
+            </w:pPr>
+            <w:r>
+              <w:t xml:space="preserve">1.89</w:t>
+            </w:r>
+          </w:p>
+        </w:tc>
+        <w:tc>
+          <w:tcPr/>
+          <w:p>
+            <w:pPr>
+              <w:pStyle w:val="Compact"/>
+            </w:pPr>
+            <w:r>
+              <w:t xml:space="preserve">1.21</w:t>
+            </w:r>
+          </w:p>
+        </w:tc>
+        <w:tc>
+          <w:tcPr/>
+          <w:p>
+            <w:pPr>
+              <w:pStyle w:val="Compact"/>
+            </w:pPr>
+            <w:r>
+              <w:t xml:space="preserve">0.75</w:t>
+            </w:r>
+          </w:p>
+        </w:tc>
+        <w:tc>
+          <w:tcPr/>
+          <w:p>
+            <w:pPr>
+              <w:pStyle w:val="Compact"/>
+            </w:pPr>
+            <w:r>
+              <w:t xml:space="preserve">1.70</w:t>
+            </w:r>
+          </w:p>
+        </w:tc>
+        <w:tc>
+          <w:tcPr/>
+          <w:p>
+            <w:pPr>
+              <w:pStyle w:val="Compact"/>
+            </w:pPr>
+            <w:r>
+              <w:t xml:space="preserve">+1.50</w:t>
+            </w:r>
+          </w:p>
+        </w:tc>
+        <w:tc>
+          <w:tcPr/>
+          <w:p>
+            <w:pPr>
+              <w:pStyle w:val="Compact"/>
+            </w:pPr>
+            <w:r>
+              <w:t xml:space="preserve">0.834</w:t>
+            </w:r>
+          </w:p>
+        </w:tc>
+      </w:tr>
+      <w:tr>
+        <w:tc>
+          <w:tcPr/>
+          <w:p>
+            <w:pPr>
+              <w:pStyle w:val="Compact"/>
+            </w:pPr>
+            <w:r>
+              <w:rPr>
+                <w:b/>
+                <w:bCs/>
+              </w:rPr>
+              <w:t xml:space="preserve">syn2bani 4e calibrated v5, held-out</w:t>
+            </w:r>
+          </w:p>
+        </w:tc>
+        <w:tc>
+          <w:tcPr/>
+          <w:p>
+            <w:pPr>
+              <w:pStyle w:val="Compact"/>
+            </w:pPr>
+            <w:r>
+              <w:rPr>
+                <w:b/>
+                <w:bCs/>
+              </w:rPr>
+              <w:t xml:space="preserve">0.72</w:t>
+            </w:r>
+          </w:p>
+        </w:tc>
+        <w:tc>
+          <w:tcPr/>
+          <w:p>
+            <w:pPr>
+              <w:pStyle w:val="Compact"/>
+            </w:pPr>
+            <w:r>
+              <w:rPr>
+                <w:b/>
+                <w:bCs/>
+              </w:rPr>
+              <w:t xml:space="preserve">0.64</w:t>
+            </w:r>
+          </w:p>
+        </w:tc>
+        <w:tc>
+          <w:tcPr/>
+          <w:p>
+            <w:pPr>
+              <w:pStyle w:val="Compact"/>
+            </w:pPr>
+            <w:r>
+              <w:t xml:space="preserve">0.54</w:t>
+            </w:r>
+          </w:p>
+        </w:tc>
+        <w:tc>
+          <w:tcPr/>
+          <w:p>
+            <w:pPr>
+              <w:pStyle w:val="Compact"/>
+            </w:pPr>
+            <w:r>
+              <w:t xml:space="preserve">0.44</w:t>
+            </w:r>
+          </w:p>
+        </w:tc>
+        <w:tc>
+          <w:tcPr/>
+          <w:p>
+            <w:pPr>
+              <w:pStyle w:val="Compact"/>
+            </w:pPr>
+            <w:r>
+              <w:rPr>
+                <w:b/>
+                <w:bCs/>
+              </w:rPr>
+              <w:t xml:space="preserve">0.619</w:t>
+            </w:r>
+          </w:p>
+        </w:tc>
+        <w:tc>
+          <w:tcPr/>
+          <w:p>
+            <w:pPr>
+              <w:pStyle w:val="Compact"/>
+            </w:pPr>
+            <w:r>
+              <w:rPr>
+                <w:b/>
+                <w:bCs/>
+              </w:rPr>
+              <w:t xml:space="preserve">−0.12</w:t>
+            </w:r>
+          </w:p>
+        </w:tc>
+        <w:tc>
+          <w:tcPr/>
+          <w:p>
+            <w:pPr>
+              <w:pStyle w:val="Compact"/>
+            </w:pPr>
+            <w:r>
+              <w:t xml:space="preserve">0.962</w:t>
+            </w:r>
+          </w:p>
+        </w:tc>
+      </w:tr>
+      <w:tr>
+        <w:tc>
+          <w:tcPr/>
+          <w:p>
+            <w:pPr>
+              <w:pStyle w:val="Compact"/>
+            </w:pPr>
+            <w:r>
+              <w:t xml:space="preserve">skani, held-out</w:t>
+            </w:r>
+          </w:p>
+        </w:tc>
+        <w:tc>
+          <w:tcPr/>
+          <w:p>
+            <w:pPr>
+              <w:pStyle w:val="Compact"/>
+            </w:pPr>
+            <w:r>
+              <w:t xml:space="preserve">1.98</w:t>
+            </w:r>
+          </w:p>
+        </w:tc>
+        <w:tc>
+          <w:tcPr/>
+          <w:p>
+            <w:pPr>
+              <w:pStyle w:val="Compact"/>
+            </w:pPr>
+            <w:r>
+              <w:t xml:space="preserve">0.89</w:t>
+            </w:r>
+          </w:p>
+        </w:tc>
+        <w:tc>
+          <w:tcPr/>
+          <w:p>
+            <w:pPr>
+              <w:pStyle w:val="Compact"/>
+            </w:pPr>
+            <w:r>
+              <w:t xml:space="preserve">0.43</w:t>
+            </w:r>
+          </w:p>
+        </w:tc>
+        <w:tc>
+          <w:tcPr/>
+          <w:p>
+            <w:pPr>
+              <w:pStyle w:val="Compact"/>
+            </w:pPr>
+            <w:r>
+              <w:t xml:space="preserve">0.32</w:t>
+            </w:r>
+          </w:p>
+        </w:tc>
+        <w:tc>
+          <w:tcPr/>
+          <w:p>
+            <w:pPr>
+              <w:pStyle w:val="Compact"/>
+            </w:pPr>
+            <w:r>
+              <w:t xml:space="preserve">0.957</w:t>
+            </w:r>
+          </w:p>
+        </w:tc>
+        <w:tc>
+          <w:tcPr/>
+          <w:p>
+            <w:pPr>
+              <w:pStyle w:val="Compact"/>
+            </w:pPr>
+            <w:r>
+              <w:t xml:space="preserve">−0.80</w:t>
+            </w:r>
+          </w:p>
+        </w:tc>
+        <w:tc>
+          <w:tcPr/>
+          <w:p>
+            <w:pPr>
+              <w:pStyle w:val="Compact"/>
+            </w:pPr>
+            <w:r>
+              <w:t xml:space="preserve">0.973</w:t>
+            </w:r>
+          </w:p>
+        </w:tc>
+      </w:tr>
     </w:tbl>
     <w:p>
       <w:pPr>
@@ -5895,6 +6315,74 @@
           </w:p>
         </w:tc>
       </w:tr>
+      <w:tr>
+        <w:tc>
+          <w:tcPr/>
+          <w:p>
+            <w:pPr>
+              <w:pStyle w:val="Compact"/>
+            </w:pPr>
+            <w:r>
+              <w:t xml:space="preserve">16</w:t>
+            </w:r>
+          </w:p>
+        </w:tc>
+        <w:tc>
+          <w:tcPr/>
+          <w:p>
+            <w:pPr>
+              <w:pStyle w:val="Compact"/>
+            </w:pPr>
+            <w:r>
+              <w:t xml:space="preserve">GTDB 50k held-out benchmark</w:t>
+            </w:r>
+          </w:p>
+        </w:tc>
+        <w:tc>
+          <w:tcPr/>
+          <w:p>
+            <w:pPr>
+              <w:pStyle w:val="Compact"/>
+            </w:pPr>
+            <w:r>
+              <w:t xml:space="preserve">real</w:t>
+            </w:r>
+          </w:p>
+        </w:tc>
+        <w:tc>
+          <w:tcPr/>
+          <w:p>
+            <w:pPr>
+              <w:pStyle w:val="Compact"/>
+            </w:pPr>
+            <w:r>
+              <w:t xml:space="preserve">43,334 same-genus pairs, 24,831 genomes, 74 phyla; training genomes excluded</w:t>
+            </w:r>
+          </w:p>
+        </w:tc>
+        <w:tc>
+          <w:tcPr/>
+          <w:p>
+            <w:pPr>
+              <w:pStyle w:val="Compact"/>
+            </w:pPr>
+            <w:r>
+              <w:t xml:space="preserve">dnadiff ANIm</w:t>
+            </w:r>
+          </w:p>
+        </w:tc>
+        <w:tc>
+          <w:tcPr/>
+          <w:p>
+            <w:pPr>
+              <w:pStyle w:val="Compact"/>
+            </w:pPr>
+            <w:r>
+              <w:t xml:space="preserve">Results 2.5, Table 1</w:t>
+            </w:r>
+          </w:p>
+        </w:tc>
+      </w:tr>
     </w:tbl>
     <w:p>
       <w:r>
@@ -5946,6 +6434,27 @@
           <w:rStyle w:val="VerbatimChar"/>
         </w:rPr>
         <w:t xml:space="preserve">scripts/hi95_anim/</w:t>
+      </w:r>
+      <w:r>
+        <w:t xml:space="preserve">), the 43,334-pair held-out GTDB-R207 benchmark with per-pair ANIm truth, Syn2bANI output, and analysis (</w:t>
+      </w:r>
+      <w:r>
+        <w:rPr>
+          <w:rStyle w:val="VerbatimChar"/>
+        </w:rPr>
+        <w:t xml:space="preserve">results/gtdb50k/</w:t>
+      </w:r>
+      <w:r>
+        <w:t xml:space="preserve">,</w:t>
+      </w:r>
+      <w:r>
+        <w:t xml:space="preserve"> </w:t>
+      </w:r>
+      <w:r>
+        <w:rPr>
+          <w:rStyle w:val="VerbatimChar"/>
+        </w:rPr>
+        <w:t xml:space="preserve">scripts/gtdb50k/</w:t>
       </w:r>
       <w:r>
         <w:t xml:space="preserve">), the mid-ANI and oral/gut validation matrices, the fragmentation ladders, the SV validation against dnadiff (</w:t>

--- a/paper/manuscript.docx
+++ b/paper/manuscript.docx
@@ -3247,41 +3247,41 @@
           <w:b/>
           <w:bCs/>
         </w:rPr>
+        <w:t xml:space="preserve">(9) GTDB 50k held-out benchmark.</w:t>
+      </w:r>
+      <w:r>
+        <w:t xml:space="preserve"> </w:t>
+      </w:r>
+      <w:r>
+        <w:t xml:space="preserve">43,334 same-genus pairs sampled from the 628,617 non-self GTDB-R207 representative pairs that pass a skani pre-screen (AF ≥ 15%), stratified into bands 80–85 / 85–90 / 90–95 / 95–100% (12,172 / 16,000 / 14,758 / 404 pairs; 24,831 genomes, 74 phyla;</w:t>
+      </w:r>
+      <w:r>
+        <w:t xml:space="preserve"> </w:t>
+      </w:r>
+      <w:r>
+        <w:rPr>
+          <w:rStyle w:val="VerbatimChar"/>
+        </w:rPr>
+        <w:t xml:space="preserve">scripts/gtdb50k/</w:t>
+      </w:r>
+      <w:r>
+        <w:t xml:space="preserve">). Every genome appearing in the 2,520-pair calibration training matrix was excluded in both directions, making this a strictly held-out set for the gate, flag, and calibration; dnadiff/ANIm truth was computed for all 43,334 pairs on the HPC cluster.</w:t>
+      </w:r>
+      <w:r>
+        <w:t xml:space="preserve"> </w:t>
+      </w:r>
+      <w:r>
+        <w:rPr>
+          <w:b/>
+          <w:bCs/>
+        </w:rPr>
         <w:t xml:space="preserve">Databases.</w:t>
       </w:r>
       <w:r>
         <w:t xml:space="preserve"> </w:t>
       </w:r>
       <w:r>
-        <w:t xml:space="preserve">GTDB release R207 (bac120/ar53 metadata and representative genomes) [11,12] is the sampling frame for datasets (1)–(3) and the source of the nearest-representative references used in the MAG pipeline; CAMI2 (strain-madness and marine short-read campaigns, with source genomes and per-read ground truth) is the sampling frame for dataset (8).</w:t>
-      </w:r>
-      <w:r>
-        <w:t xml:space="preserve"> </w:t>
-      </w:r>
-      <w:r>
-        <w:rPr>
-          <w:b/>
-          <w:bCs/>
-        </w:rPr>
-        <w:t xml:space="preserve">(9) GTDB 50k held-out benchmark.</w:t>
-      </w:r>
-      <w:r>
-        <w:t xml:space="preserve"> </w:t>
-      </w:r>
-      <w:r>
-        <w:t xml:space="preserve">43,334 same-genus pairs sampled from the 628,617 non-self GTDB-R207 representative pairs that pass a skani pre-screen (AF ≥ 15%), stratified into bands 80–85 / 85–90 / 90–95 / 95–100% (12,172 / 16,000 / 14,758 / 404 pairs; 24,831 genomes, 74 phyla;</w:t>
-      </w:r>
-      <w:r>
-        <w:t xml:space="preserve"> </w:t>
-      </w:r>
-      <w:r>
-        <w:rPr>
-          <w:rStyle w:val="VerbatimChar"/>
-        </w:rPr>
-        <w:t xml:space="preserve">scripts/gtdb50k/</w:t>
-      </w:r>
-      <w:r>
-        <w:t xml:space="preserve">). Every genome appearing in the 2,520-pair calibration training matrix was excluded in both directions, making this a strictly held-out set for the gate, flag, and calibration; dnadiff/ANIm truth was computed for all 43,334 pairs on the HPC cluster.</w:t>
+        <w:t xml:space="preserve">GTDB release R207 (bac120/ar53 metadata and representative genomes) [11,12] is the sampling frame for datasets (1)–(3) and (9) and the source of the nearest-representative references used in the MAG pipeline; CAMI2 (strain-madness and marine short-read campaigns, with source genomes and per-read ground truth) is the sampling frame for dataset (8).</w:t>
       </w:r>
       <w:r>
         <w:t xml:space="preserve"> </w:t>

--- a/paper/manuscript.docx
+++ b/paper/manuscript.docx
@@ -964,7 +964,7 @@
         <w:t xml:space="preserve"> </w:t>
       </w:r>
       <w:r>
-        <w:t xml:space="preserve">(bias −0.12, r = 0.962) against skani’s 0.957 (bias −0.80, r = 0.973) on the same pairs (Table 1). The advantage is largest where it matters most: in the 80–85% band the calibrated estimator errs 0.72 against skani’s 1.98 (whose error there is an almost pure −1.97 downward bias), and 0.64 vs 0.89 at 85–90%; skani remains slightly more accurate in the 90–95% (0.43 vs 0.54) and 95–100% (0.32 vs 0.44) bands. Two further observations bound the method honestly. First, held-out MAE is</w:t>
+        <w:t xml:space="preserve">(bias −0.12, r = 0.962) against skani’s 0.957 (bias −0.80, r = 0.973) and FastANI’s 0.977 (bias −0.91, r = 0.980) on the same pairs (Table 1). The advantage is largest where it matters most: in the 80–85% band the calibrated estimator errs 0.72 against skani’s 1.98 and FastANI’s 1.83 (skani/FastANI error there is an almost pure ~1.9 downward bias), and 0.64 vs 0.89/1.00 at 85–90%; skani remains slightly more accurate in the 90–95% (0.43 vs 0.54) and 95–100% (0.32 vs 0.44) bands. Two further observations bound the method honestly. First, held-out MAE is</w:t>
       </w:r>
       <w:r>
         <w:t xml:space="preserve"> </w:t>
@@ -3861,7 +3861,7 @@
         <w:t xml:space="preserve">figures/report/fig_gtdb50k_heldout.png</w:t>
       </w:r>
       <w:r>
-        <w:t xml:space="preserve">). 43,334 same-genus pairs, training genomes excluded in both directions; scored subset n = 39,903 (BELOW_DETECTION excluded). (a) Calibrated Syn2bANI v5 vs ANIm (MAE 0.619). (b) skani vs ANIm on the same pairs (MAE 0.957). (c) Per-band MAE: the calibrated estimator leads at 80–85% (0.72 vs 1.98) and 85–90% (0.64 vs 0.89); skani leads at 90–95% and 95–100%. (d) Signed-error distributions: skani’s error is a nearly pure negative bias (−0.80, driven by the divergent bands); the calibrated error is centered (bias −0.12). Pipeline</w:t>
+        <w:t xml:space="preserve">). 43,334 same-genus pairs sampled from GTDB R207 representatives (24,831 genomes, 74 phyla), with every genome of the 2,520-pair calibration training matrix excluded in both directions; dnadiff/ANIm truth for all pairs. The gate, consistency flag, and calibration v5 were frozen before evaluation. Panels show the scored subset (n = 39,903; 3,431 BELOW_DETECTION excluded). (a–c) Calibrated Syn2bANI v5, skani, and FastANI vs ANIm (MAE 0.619, 0.958, 0.977). (d) Per-band MAE. (e) Signed-error distributions: skani and FastANI carry a large negative bias at divergent bands; the calibrated estimator is centered (bias −0.12). Pipeline</w:t>
       </w:r>
       <w:r>
         <w:t xml:space="preserve"> </w:t>
@@ -3920,7 +3920,7 @@
         <w:t xml:space="preserve"> </w:t>
       </w:r>
       <w:r>
-        <w:t xml:space="preserve">Upper panel: the 2,074-pair benchmark. Raw rows are post-rescue; the 4-enzyme rows cover the 1,969 pairs with a finite estimate (105 BELOW_DETECTION excluded); skani covers all 2,074; FastANI a 363-pair subset. v5 is the deployed band-holdout ridge calibration trained on 2,520 pairs. Lower panel: the strictly held-out 43,334-pair evaluation (training genomes excluded in both directions; gate, flag, and calibration frozen beforehand); rows cover the 39,903 pairs with a calibrated score (3,431 BELOW_DETECTION excluded), and the top band is 95–100%.</w:t>
+        <w:t xml:space="preserve">Upper panel: the 2,074-pair benchmark. Raw rows are post-rescue; the 4-enzyme rows cover the 1,969 pairs with a finite estimate (105 BELOW_DETECTION excluded); skani covers all 2,074; FastANI a 363-pair subset. v5 is the deployed band-holdout ridge calibration trained on 2,520 pairs. Lower panel: the strictly held-out 43,334-pair evaluation (training genomes excluded in both directions; gate, flag, and calibration frozen beforehand); rows cover the 39,903 pairs with a calibrated score (3,431 BELOW_DETECTION excluded), and the top band is 95–100%. FastANI reports a value for all 43,334 pairs on this set.</w:t>
       </w:r>
     </w:p>
     <w:tbl>
@@ -4871,6 +4871,96 @@
             </w:pPr>
             <w:r>
               <w:t xml:space="preserve">0.973</w:t>
+            </w:r>
+          </w:p>
+        </w:tc>
+      </w:tr>
+      <w:tr>
+        <w:tc>
+          <w:tcPr/>
+          <w:p>
+            <w:pPr>
+              <w:pStyle w:val="Compact"/>
+            </w:pPr>
+            <w:r>
+              <w:t xml:space="preserve">FastANI, held-out</w:t>
+            </w:r>
+          </w:p>
+        </w:tc>
+        <w:tc>
+          <w:tcPr/>
+          <w:p>
+            <w:pPr>
+              <w:pStyle w:val="Compact"/>
+            </w:pPr>
+            <w:r>
+              <w:t xml:space="preserve">1.83</w:t>
+            </w:r>
+          </w:p>
+        </w:tc>
+        <w:tc>
+          <w:tcPr/>
+          <w:p>
+            <w:pPr>
+              <w:pStyle w:val="Compact"/>
+            </w:pPr>
+            <w:r>
+              <w:t xml:space="preserve">1.00</w:t>
+            </w:r>
+          </w:p>
+        </w:tc>
+        <w:tc>
+          <w:tcPr/>
+          <w:p>
+            <w:pPr>
+              <w:pStyle w:val="Compact"/>
+            </w:pPr>
+            <w:r>
+              <w:t xml:space="preserve">0.46</w:t>
+            </w:r>
+          </w:p>
+        </w:tc>
+        <w:tc>
+          <w:tcPr/>
+          <w:p>
+            <w:pPr>
+              <w:pStyle w:val="Compact"/>
+            </w:pPr>
+            <w:r>
+              <w:t xml:space="preserve">0.36</w:t>
+            </w:r>
+          </w:p>
+        </w:tc>
+        <w:tc>
+          <w:tcPr/>
+          <w:p>
+            <w:pPr>
+              <w:pStyle w:val="Compact"/>
+            </w:pPr>
+            <w:r>
+              <w:t xml:space="preserve">0.977</w:t>
+            </w:r>
+          </w:p>
+        </w:tc>
+        <w:tc>
+          <w:tcPr/>
+          <w:p>
+            <w:pPr>
+              <w:pStyle w:val="Compact"/>
+            </w:pPr>
+            <w:r>
+              <w:t xml:space="preserve">−0.91</w:t>
+            </w:r>
+          </w:p>
+        </w:tc>
+        <w:tc>
+          <w:tcPr/>
+          <w:p>
+            <w:pPr>
+              <w:pStyle w:val="Compact"/>
+            </w:pPr>
+            <w:r>
+              <w:t xml:space="preserve">0.980</w:t>
             </w:r>
           </w:p>
         </w:tc>
